--- a/docs/output/product-overview.docx
+++ b/docs/output/product-overview.docx
@@ -556,7 +556,7 @@
           <w:sz w:val="21"/>
           <w:szCs w:val="21"/>
         </w:rPr>
-        <w:t xml:space="preserve">Üç farklı ödeme şekli: açık hesap (cari), kapıda ödeme, sanal POS —
+        <w:t xml:space="preserve">Üç farklı ödeme şekli: açık hesap (cari), merkezde ödeme, sanal POS —
 hangisinin hangi bayide açık olacağına siz karar verirsiniz</w:t>
       </w:r>
     </w:p>
